--- a/templates/04-chinh-sach-quy-trinh/qd-chi-dinh-chu-quan-uy-quyen.docx
+++ b/templates/04-chinh-sach-quy-trinh/qd-chi-dinh-chu-quan-uy-quyen.docx
@@ -180,7 +180,7 @@
                 <w:szCs w:val="26"/>
                 <w:highlight w:val="yellow"/>
               </w:rPr>
-              <w:t xml:space="preserve">18/2026</w:t>
+              <w:t xml:space="preserve">15/2026</w:t>
             </w:r>
             <w:r>
               <w:rPr>
@@ -1944,6 +1944,7 @@
           </w:tcPr>
           <w:p>
             <w:pPr>
+              <w:keepNext/>
               <w:spacing w:after="0" w:before="0" w:line="240" w:lineRule="auto"/>
               <w:jc w:val="center"/>
             </w:pPr>
@@ -1981,6 +1982,7 @@
           </w:tcPr>
           <w:p>
             <w:pPr>
+              <w:keepNext/>
               <w:spacing w:after="0" w:before="0" w:line="240" w:lineRule="auto"/>
               <w:jc w:val="center"/>
             </w:pPr>
@@ -2018,6 +2020,7 @@
           </w:tcPr>
           <w:p>
             <w:pPr>
+              <w:keepNext/>
               <w:spacing w:after="0" w:before="0" w:line="240" w:lineRule="auto"/>
               <w:jc w:val="center"/>
             </w:pPr>
@@ -2055,6 +2058,7 @@
           </w:tcPr>
           <w:p>
             <w:pPr>
+              <w:keepNext/>
               <w:spacing w:after="0" w:before="0" w:line="240" w:lineRule="auto"/>
               <w:jc w:val="center"/>
             </w:pPr>
@@ -2092,6 +2096,7 @@
           </w:tcPr>
           <w:p>
             <w:pPr>
+              <w:keepNext/>
               <w:spacing w:after="0" w:before="0" w:line="240" w:lineRule="auto"/>
               <w:jc w:val="center"/>
             </w:pPr>
@@ -2129,6 +2134,7 @@
           </w:tcPr>
           <w:p>
             <w:pPr>
+              <w:keepNext/>
               <w:spacing w:after="0" w:before="0" w:line="240" w:lineRule="auto"/>
               <w:jc w:val="center"/>
             </w:pPr>
@@ -2166,6 +2172,7 @@
           </w:tcPr>
           <w:p>
             <w:pPr>
+              <w:keepNext/>
               <w:spacing w:after="0" w:before="0" w:line="240" w:lineRule="auto"/>
               <w:jc w:val="center"/>
             </w:pPr>
@@ -2208,6 +2215,7 @@
           </w:tcPr>
           <w:p>
             <w:pPr>
+              <w:keepNext w:val="false"/>
               <w:spacing w:after="0" w:before="0" w:line="240" w:lineRule="auto"/>
               <w:jc w:val="left"/>
             </w:pPr>
@@ -2244,6 +2252,7 @@
           </w:tcPr>
           <w:p>
             <w:pPr>
+              <w:keepNext w:val="false"/>
               <w:spacing w:after="0" w:before="0" w:line="240" w:lineRule="auto"/>
               <w:jc w:val="left"/>
             </w:pPr>
@@ -2281,6 +2290,7 @@
           </w:tcPr>
           <w:p>
             <w:pPr>
+              <w:keepNext w:val="false"/>
               <w:spacing w:after="0" w:before="0" w:line="240" w:lineRule="auto"/>
               <w:jc w:val="left"/>
             </w:pPr>
@@ -2318,6 +2328,7 @@
           </w:tcPr>
           <w:p>
             <w:pPr>
+              <w:keepNext w:val="false"/>
               <w:spacing w:after="0" w:before="0" w:line="240" w:lineRule="auto"/>
               <w:jc w:val="left"/>
             </w:pPr>
@@ -2355,6 +2366,7 @@
           </w:tcPr>
           <w:p>
             <w:pPr>
+              <w:keepNext w:val="false"/>
               <w:spacing w:after="0" w:before="0" w:line="240" w:lineRule="auto"/>
               <w:jc w:val="left"/>
             </w:pPr>
@@ -2392,6 +2404,7 @@
           </w:tcPr>
           <w:p>
             <w:pPr>
+              <w:keepNext w:val="false"/>
               <w:spacing w:after="0" w:before="0" w:line="240" w:lineRule="auto"/>
               <w:jc w:val="left"/>
             </w:pPr>
@@ -2429,6 +2442,7 @@
           </w:tcPr>
           <w:p>
             <w:pPr>
+              <w:keepNext w:val="false"/>
               <w:spacing w:after="0" w:before="0" w:line="240" w:lineRule="auto"/>
               <w:jc w:val="left"/>
             </w:pPr>
